--- a/funding_applications/deal_brokerage/BETONIQ_WEST_Corporate_Credibility_Profile.docx
+++ b/funding_applications/deal_brokerage/BETONIQ_WEST_Corporate_Credibility_Profile.docx
@@ -74,7 +74,7 @@
         <w:spacing w:after="200"/>
       </w:pPr>
       <w:r>
-        <w:t>Tom Ugbodaga — Shareholder &amp; CEO. Holds an MSc Computer Systems Security (University of Gloucestershire, England, 2011) and manages day-to-day operations, technical delivery, and deal execution.</w:t>
+        <w:t>Tom Ugbodaga — Managing Director (MD). Holds an MSc Computer Systems Security (University of Gloucestershire, England, 2011) and manages day-to-day operations, technical delivery, and deal execution.</w:t>
       </w:r>
     </w:p>
     <w:p>
